--- a/docs/user-journeys/signup-to-booking.it.docx
+++ b/docs/user-journeys/signup-to-booking.it.docx
@@ -177,7 +177,7 @@
                 <w:bCs/>
                 <w:b/>
               </w:rPr>
-              <w:t xml:space="preserve">Dispositivo</w:t>
+              <w:t xml:space="preserve">Aggiornato</w:t>
             </w:r>
           </w:p>
         </w:tc>
@@ -188,8 +188,43 @@
               <w:jc w:val="left"/>
             </w:pPr>
             <w:r>
-              <w:t xml:space="preserve">Viewport mobile 390 × 844 (formato iPhone 12/13/14). Le schermate lunghe sono catturate a tutta altezza</w:t>
-            </w:r>
+              <w:t xml:space="preserve">1 ottobre 2026: le schermate cambiate dalle correzioni UI sono state rifatte sull’app di staging pubblicata (</w:t>
+            </w:r>
+            <w:r>
+              <w:rPr>
+                <w:rStyle w:val="VerbatimChar"/>
+              </w:rPr>
+              <w:t xml:space="preserve">main</w:t>
+            </w:r>
+            <w:r>
+              <w:t xml:space="preserve"> </w:t>
+            </w:r>
+            <w:r>
+              <w:t xml:space="preserve">@</w:t>
+            </w:r>
+            <w:r>
+              <w:t xml:space="preserve"> </w:t>
+            </w:r>
+            <w:r>
+              <w:rPr>
+                <w:rStyle w:val="VerbatimChar"/>
+              </w:rPr>
+              <w:t xml:space="preserve">9a2fcae</w:t>
+            </w:r>
+            <w:r>
+              <w:t xml:space="preserve">), vedi</w:t>
+            </w:r>
+            <w:r>
+              <w:t xml:space="preserve"> </w:t>
+            </w:r>
+            <w:hyperlink w:anchor="nuove-schermate-del-1-ottobre-2026">
+              <w:r>
+                <w:rPr>
+                  <w:rStyle w:val="Hyperlink"/>
+                </w:rPr>
+                <w:t xml:space="preserve">Nuove schermate del 1 ottobre 2026</w:t>
+              </w:r>
+            </w:hyperlink>
           </w:p>
         </w:tc>
       </w:tr>
@@ -205,7 +240,7 @@
                 <w:bCs/>
                 <w:b/>
               </w:rPr>
-              <w:t xml:space="preserve">Tema</w:t>
+              <w:t xml:space="preserve">Dispositivo</w:t>
             </w:r>
           </w:p>
         </w:tc>
@@ -216,7 +251,7 @@
               <w:jc w:val="left"/>
             </w:pPr>
             <w:r>
-              <w:t xml:space="preserve">Scuro</w:t>
+              <w:t xml:space="preserve">Viewport mobile 390 × 844 (formato iPhone 12/13/14). Le schermate lunghe sono catturate a tutta altezza</w:t>
             </w:r>
           </w:p>
         </w:tc>
@@ -233,7 +268,7 @@
                 <w:bCs/>
                 <w:b/>
               </w:rPr>
-              <w:t xml:space="preserve">Lingua</w:t>
+              <w:t xml:space="preserve">Tema</w:t>
             </w:r>
           </w:p>
         </w:tc>
@@ -244,7 +279,7 @@
               <w:jc w:val="left"/>
             </w:pPr>
             <w:r>
-              <w:t xml:space="preserve">Italiano (l’app è disponibile anche in inglese, spagnolo, francese e tedesco)</w:t>
+              <w:t xml:space="preserve">Scuro</w:t>
             </w:r>
           </w:p>
         </w:tc>
@@ -261,7 +296,7 @@
                 <w:bCs/>
                 <w:b/>
               </w:rPr>
-              <w:t xml:space="preserve">Provider</w:t>
+              <w:t xml:space="preserve">Lingua</w:t>
             </w:r>
           </w:p>
         </w:tc>
@@ -272,16 +307,7 @@
               <w:jc w:val="left"/>
             </w:pPr>
             <w:r>
-              <w:t xml:space="preserve">Stefano Longo,</w:t>
-            </w:r>
-            <w:r>
-              <w:t xml:space="preserve"> </w:t>
-            </w:r>
-            <w:r>
-              <w:rPr>
-                <w:rStyle w:val="VerbatimChar"/>
-              </w:rPr>
-              <w:t xml:space="preserve">journey.it.provider@vitfitdemo.dev</w:t>
+              <w:t xml:space="preserve">Italiano (l’app è disponibile anche in inglese, spagnolo, francese e tedesco)</w:t>
             </w:r>
           </w:p>
         </w:tc>
@@ -298,7 +324,7 @@
                 <w:bCs/>
                 <w:b/>
               </w:rPr>
-              <w:t xml:space="preserve">Cliente</w:t>
+              <w:t xml:space="preserve">Provider</w:t>
             </w:r>
           </w:p>
         </w:tc>
@@ -309,7 +335,7 @@
               <w:jc w:val="left"/>
             </w:pPr>
             <w:r>
-              <w:t xml:space="preserve">Francesca Riva,</w:t>
+              <w:t xml:space="preserve">Stefano Longo,</w:t>
             </w:r>
             <w:r>
               <w:t xml:space="preserve"> </w:t>
@@ -318,7 +344,7 @@
               <w:rPr>
                 <w:rStyle w:val="VerbatimChar"/>
               </w:rPr>
-              <w:t xml:space="preserve">journey.it.customer@vitfitdemo.dev</w:t>
+              <w:t xml:space="preserve">journey.it.provider@vitfitdemo.dev</w:t>
             </w:r>
           </w:p>
         </w:tc>
@@ -335,7 +361,7 @@
                 <w:bCs/>
                 <w:b/>
               </w:rPr>
-              <w:t xml:space="preserve">Prenotazione risultante</w:t>
+              <w:t xml:space="preserve">Cliente</w:t>
             </w:r>
           </w:p>
         </w:tc>
@@ -346,6 +372,43 @@
               <w:jc w:val="left"/>
             </w:pPr>
             <w:r>
+              <w:t xml:space="preserve">Francesca Riva,</w:t>
+            </w:r>
+            <w:r>
+              <w:t xml:space="preserve"> </w:t>
+            </w:r>
+            <w:r>
+              <w:rPr>
+                <w:rStyle w:val="VerbatimChar"/>
+              </w:rPr>
+              <w:t xml:space="preserve">journey.it.customer@vitfitdemo.dev</w:t>
+            </w:r>
+          </w:p>
+        </w:tc>
+      </w:tr>
+      <w:tr>
+        <w:tc>
+          <w:p>
+            <w:pPr>
+              <w:pStyle w:val="Compact"/>
+              <w:jc w:val="left"/>
+            </w:pPr>
+            <w:r>
+              <w:rPr>
+                <w:bCs/>
+                <w:b/>
+              </w:rPr>
+              <w:t xml:space="preserve">Prenotazione risultante</w:t>
+            </w:r>
+          </w:p>
+        </w:tc>
+        <w:tc>
+          <w:p>
+            <w:pPr>
+              <w:pStyle w:val="Compact"/>
+              <w:jc w:val="left"/>
+            </w:pPr>
+            <w:r>
               <w:rPr>
                 <w:rStyle w:val="VerbatimChar"/>
               </w:rPr>
@@ -364,6 +427,49 @@
       </w:pPr>
       <w:r>
         <w:t xml:space="preserve">Entrambi gli account sono stati creati da zero per questa guida. Niente è stato precaricato o simulato.</w:t>
+      </w:r>
+    </w:p>
+    <w:p>
+      <w:pPr>
+        <w:pStyle w:val="BlockText"/>
+      </w:pPr>
+      <w:r>
+        <w:rPr>
+          <w:bCs/>
+          <w:b/>
+        </w:rPr>
+        <w:t xml:space="preserve">Sulle schermate del 1 ottobre.</w:t>
+      </w:r>
+      <w:r>
+        <w:t xml:space="preserve"> </w:t>
+      </w:r>
+      <w:r>
+        <w:t xml:space="preserve">A quella data la richiesta di ven 2 ott era già confermata, quindi le schermate che richiedono una richiesta aperta (B10–B13, A14–A15) sono state rifatte con una seconda richiesta dello stesso cliente allo stesso trainer:</w:t>
+      </w:r>
+      <w:r>
+        <w:t xml:space="preserve"> </w:t>
+      </w:r>
+      <w:r>
+        <w:rPr>
+          <w:bCs/>
+          <w:b/>
+        </w:rPr>
+        <w:t xml:space="preserve">ven 9 ott 2026, 10:00</w:t>
+      </w:r>
+      <w:r>
+        <w:t xml:space="preserve"> </w:t>
+      </w:r>
+      <w:r>
+        <w:t xml:space="preserve">(</w:t>
+      </w:r>
+      <w:r>
+        <w:rPr>
+          <w:rStyle w:val="VerbatimChar"/>
+        </w:rPr>
+        <w:t xml:space="preserve">tAVqith6fgV9DYh1VZSt</w:t>
+      </w:r>
+      <w:r>
+        <w:t xml:space="preserve">), confermata dal trainer e poi annullata dal cliente. Quelle schermate mostrano il 9 ottobre; il resto della guida non cambia.</w:t>
       </w:r>
     </w:p>
     <w:p>
@@ -1125,7 +1231,23 @@
         <w:t xml:space="preserve">/auth/register?as=provider</w:t>
       </w:r>
       <w:r>
-        <w:t xml:space="preserve">, direttamente sul modulo con email, con l’opzione professionista già spuntata. In alto ci sono il selettore della lingua e l’interruttore del tema chiaro / scuro / di sistema.</w:t>
+        <w:t xml:space="preserve">, direttamente sul modulo con email, con l’opzione professionista già spuntata. Una riga in alto contiene il selettore della lingua e l’interruttore del tema chiaro / scuro / di sistema; il link</w:t>
+      </w:r>
+      <w:r>
+        <w:t xml:space="preserve"> </w:t>
+      </w:r>
+      <w:r>
+        <w:rPr>
+          <w:bCs/>
+          <w:b/>
+        </w:rPr>
+        <w:t xml:space="preserve">Indietro</w:t>
+      </w:r>
+      <w:r>
+        <w:t xml:space="preserve"> </w:t>
+      </w:r>
+      <w:r>
+        <w:t xml:space="preserve">sta sotto.</w:t>
       </w:r>
     </w:p>
     <w:p>
@@ -1443,7 +1565,7 @@
         <w:t xml:space="preserve">Functional Training</w:t>
       </w:r>
       <w:r>
-        <w:t xml:space="preserve">. Accetta i Termini di Servizio e la Privacy Policy e tocca</w:t>
+        <w:t xml:space="preserve">. Spunta la casella per accettare i Termini di Servizio e la Privacy Policy (spuntata è piena, del colore della sezione, con il testo subito accanto) e tocca</w:t>
       </w:r>
       <w:r>
         <w:t xml:space="preserve"> </w:t>
@@ -1856,6 +1978,83 @@
         <w:t xml:space="preserve">Dashboard del provider al primo accesso</w:t>
       </w:r>
     </w:p>
+    <w:p>
+      <w:pPr>
+        <w:pStyle w:val="BodyText"/>
+      </w:pPr>
+      <w:r>
+        <w:rPr>
+          <w:iCs/>
+          <w:i/>
+        </w:rPr>
+        <w:t xml:space="preserve">Questo screenshot è del 30 settembre e mostra ancora il vecchio saluto. Ora un nuovo provider viene accolto con</w:t>
+      </w:r>
+      <w:r>
+        <w:rPr>
+          <w:iCs/>
+          <w:i/>
+        </w:rPr>
+        <w:t xml:space="preserve"> </w:t>
+      </w:r>
+      <w:r>
+        <w:rPr>
+          <w:bCs/>
+          <w:b/>
+          <w:iCs/>
+          <w:i/>
+        </w:rPr>
+        <w:t xml:space="preserve">Benvenuto!</w:t>
+      </w:r>
+      <w:r>
+        <w:rPr>
+          <w:iCs/>
+          <w:i/>
+        </w:rPr>
+        <w:t xml:space="preserve"> </w:t>
+      </w:r>
+      <w:r>
+        <w:rPr>
+          <w:iCs/>
+          <w:i/>
+        </w:rPr>
+        <w:t xml:space="preserve">(</w:t>
+      </w:r>
+      <w:r>
+        <w:rPr>
+          <w:iCs/>
+          <w:i/>
+        </w:rPr>
+        <w:t xml:space="preserve">“</w:t>
+      </w:r>
+      <w:r>
+        <w:rPr>
+          <w:iCs/>
+          <w:i/>
+        </w:rPr>
+        <w:t xml:space="preserve">Bentornato!</w:t>
+      </w:r>
+      <w:r>
+        <w:rPr>
+          <w:iCs/>
+          <w:i/>
+        </w:rPr>
+        <w:t xml:space="preserve">”</w:t>
+      </w:r>
+      <w:r>
+        <w:rPr>
+          <w:iCs/>
+          <w:i/>
+        </w:rPr>
+        <w:t xml:space="preserve"> </w:t>
+      </w:r>
+      <w:r>
+        <w:rPr>
+          <w:iCs/>
+          <w:i/>
+        </w:rPr>
+        <w:t xml:space="preserve">solo dopo aver svolto una sessione); vedi A16.</w:t>
+      </w:r>
+    </w:p>
     <w:bookmarkEnd w:id="33"/>
     <w:bookmarkStart w:id="35" w:name="Xac4032cfeaac5b36de0bc6f1295e1dea690e8a2"/>
     <w:p>
@@ -1968,6 +2167,78 @@
         <w:t xml:space="preserve">Elenco servizi con due bozze non attive</w:t>
       </w:r>
     </w:p>
+    <w:p>
+      <w:pPr>
+        <w:pStyle w:val="BodyText"/>
+      </w:pPr>
+      <w:r>
+        <w:rPr>
+          <w:iCs/>
+          <w:i/>
+        </w:rPr>
+        <w:t xml:space="preserve">Gli screenshot A7 e A8 sono del 30 settembre (lo stato con le bozze non si può ricreare). Ora i prezzi sulle schermate del provider sono in formato italiano, es.</w:t>
+      </w:r>
+      <w:r>
+        <w:rPr>
+          <w:iCs/>
+          <w:i/>
+        </w:rPr>
+        <w:t xml:space="preserve"> </w:t>
+      </w:r>
+      <w:r>
+        <w:rPr>
+          <w:bCs/>
+          <w:b/>
+          <w:iCs/>
+          <w:i/>
+        </w:rPr>
+        <w:t xml:space="preserve">0,00 €</w:t>
+      </w:r>
+      <w:r>
+        <w:rPr>
+          <w:iCs/>
+          <w:i/>
+        </w:rPr>
+        <w:t xml:space="preserve"> </w:t>
+      </w:r>
+      <w:r>
+        <w:rPr>
+          <w:iCs/>
+          <w:i/>
+        </w:rPr>
+        <w:t xml:space="preserve">e</w:t>
+      </w:r>
+      <w:r>
+        <w:rPr>
+          <w:iCs/>
+          <w:i/>
+        </w:rPr>
+        <w:t xml:space="preserve"> </w:t>
+      </w:r>
+      <w:r>
+        <w:rPr>
+          <w:bCs/>
+          <w:b/>
+          <w:iCs/>
+          <w:i/>
+        </w:rPr>
+        <w:t xml:space="preserve">50,00 €</w:t>
+      </w:r>
+      <w:r>
+        <w:rPr>
+          <w:iCs/>
+          <w:i/>
+        </w:rPr>
+        <w:t xml:space="preserve"> </w:t>
+      </w:r>
+      <w:r>
+        <w:rPr>
+          <w:iCs/>
+          <w:i/>
+        </w:rPr>
+        <w:t xml:space="preserve">(vedi A10).</w:t>
+      </w:r>
+    </w:p>
     <w:bookmarkEnd w:id="35"/>
     <w:bookmarkStart w:id="37" w:name="a8.-aprire-le-azioni-del-servizio"/>
     <w:p>
@@ -2262,7 +2533,39 @@
         <w:t xml:space="preserve">Salva modifiche</w:t>
       </w:r>
       <w:r>
-        <w:t xml:space="preserve">.</w:t>
+        <w:t xml:space="preserve">. La finestra è centrata sul telefono;</w:t>
+      </w:r>
+      <w:r>
+        <w:t xml:space="preserve"> </w:t>
+      </w:r>
+      <w:r>
+        <w:rPr>
+          <w:bCs/>
+          <w:b/>
+        </w:rPr>
+        <w:t xml:space="preserve">Esc</w:t>
+      </w:r>
+      <w:r>
+        <w:t xml:space="preserve"> </w:t>
+      </w:r>
+      <w:r>
+        <w:t xml:space="preserve">o</w:t>
+      </w:r>
+      <w:r>
+        <w:t xml:space="preserve"> </w:t>
+      </w:r>
+      <w:r>
+        <w:rPr>
+          <w:bCs/>
+          <w:b/>
+        </w:rPr>
+        <w:t xml:space="preserve">Annulla</w:t>
+      </w:r>
+      <w:r>
+        <w:t xml:space="preserve"> </w:t>
+      </w:r>
+      <w:r>
+        <w:t xml:space="preserve">la chiudono senza salvare.</w:t>
       </w:r>
       <w:r>
         <w:t xml:space="preserve"> </w:t>
@@ -2377,7 +2680,7 @@
           <w:bCs/>
           <w:b/>
         </w:rPr>
-        <w:t xml:space="preserve">50 € / 60 min</w:t>
+        <w:t xml:space="preserve">50,00 € / 60 min</w:t>
       </w:r>
       <w:r>
         <w:t xml:space="preserve"> </w:t>
@@ -2741,7 +3044,7 @@
         <w:t xml:space="preserve"> </w:t>
       </w:r>
       <w:r>
-        <w:t xml:space="preserve">Viene salvata solo una posizione approssimata (circa 100 m).</w:t>
+        <w:t xml:space="preserve">Viene salvata solo una posizione approssimata (circa 100 m). La mappa segue il tema dell’app: scura qui, chiara con il tema chiaro.</w:t>
       </w:r>
     </w:p>
     <w:p>
@@ -2923,6 +3226,19 @@
         </w:rPr>
         <w:t xml:space="preserve">”</w:t>
       </w:r>
+      <w:r>
+        <w:t xml:space="preserve">, con il tag</w:t>
+      </w:r>
+      <w:r>
+        <w:t xml:space="preserve"> </w:t>
+      </w:r>
+      <w:r>
+        <w:rPr>
+          <w:bCs/>
+          <w:b/>
+        </w:rPr>
+        <w:t xml:space="preserve">PRENOTAZIONE</w:t>
+      </w:r>
     </w:p>
     <w:p>
       <w:pPr>
@@ -3004,7 +3320,7 @@
         <w:t xml:space="preserve"> </w:t>
       </w:r>
       <w:r>
-        <w:t xml:space="preserve">mostra su telefono ogni prenotazione come una scheda: nome ed email del cliente, stato</w:t>
+        <w:t xml:space="preserve">mostra su telefono ogni prenotazione come una scheda: avatar, nome ed email del cliente, stato</w:t>
       </w:r>
       <w:r>
         <w:t xml:space="preserve"> </w:t>
@@ -3017,7 +3333,20 @@
         <w:t xml:space="preserve">IN ATTESA DI CONFERMA</w:t>
       </w:r>
       <w:r>
-        <w:t xml:space="preserve">, servizio e durata, data, ora e prezzo, con i pulsanti</w:t>
+        <w:t xml:space="preserve"> </w:t>
+      </w:r>
+      <w:r>
+        <w:t xml:space="preserve">(sotto il nome su telefono), servizio e durata, data, ora e prezzo (</w:t>
+      </w:r>
+      <w:r>
+        <w:rPr>
+          <w:bCs/>
+          <w:b/>
+        </w:rPr>
+        <w:t xml:space="preserve">50,00 €</w:t>
+      </w:r>
+      <w:r>
+        <w:t xml:space="preserve">), con i pulsanti</w:t>
       </w:r>
       <w:r>
         <w:t xml:space="preserve"> </w:t>
@@ -3049,7 +3378,7 @@
         <w:t xml:space="preserve"> </w:t>
       </w:r>
       <w:r>
-        <w:t xml:space="preserve">sempre visibili. Le schede filtrano per Tutte, In attesa, Confermate, Completate e Cancellate; ci sono anche la ricerca per nome del cliente,</w:t>
+        <w:t xml:space="preserve">sempre visibili. Le schede filtrano per Tutte, In attesa, Confermate, Completate e Annullate; ci sono anche la ricerca per nome del cliente,</w:t>
       </w:r>
       <w:r>
         <w:t xml:space="preserve"> </w:t>
@@ -3079,6 +3408,18 @@
       </w:r>
       <w:r>
         <w:t xml:space="preserve">.</w:t>
+      </w:r>
+    </w:p>
+    <w:p>
+      <w:pPr>
+        <w:pStyle w:val="BodyText"/>
+      </w:pPr>
+      <w:r>
+        <w:rPr>
+          <w:iCs/>
+          <w:i/>
+        </w:rPr>
+        <w:t xml:space="preserve">(Rifatta con la richiesta del 9 ottobre; la prenotazione confermata del 2 ottobre è la scheda sotto.)</w:t>
       </w:r>
     </w:p>
     <w:p>
@@ -3296,7 +3637,20 @@
         <w:pStyle w:val="FirstParagraph"/>
       </w:pPr>
       <w:r>
-        <w:t xml:space="preserve">La dashboard ora conta</w:t>
+        <w:t xml:space="preserve">Il saluto è</w:t>
+      </w:r>
+      <w:r>
+        <w:t xml:space="preserve"> </w:t>
+      </w:r>
+      <w:r>
+        <w:rPr>
+          <w:bCs/>
+          <w:b/>
+        </w:rPr>
+        <w:t xml:space="preserve">Benvenuto!</w:t>
+      </w:r>
+      <w:r>
+        <w:t xml:space="preserve">, perché il provider non ha ancora svolto una sessione. La dashboard conta</w:t>
       </w:r>
       <w:r>
         <w:t xml:space="preserve"> </w:t>
@@ -3369,6 +3723,67 @@
       <w:r>
         <w:t xml:space="preserve">.</w:t>
       </w:r>
+      <w:r>
+        <w:t xml:space="preserve"> </w:t>
+      </w:r>
+      <w:r>
+        <w:rPr>
+          <w:iCs/>
+          <w:i/>
+        </w:rPr>
+        <w:t xml:space="preserve">Attività recente</w:t>
+      </w:r>
+      <w:r>
+        <w:t xml:space="preserve"> </w:t>
+      </w:r>
+      <w:r>
+        <w:t xml:space="preserve">elenca</w:t>
+      </w:r>
+      <w:r>
+        <w:t xml:space="preserve"> </w:t>
+      </w:r>
+      <w:r>
+        <w:rPr>
+          <w:bCs/>
+          <w:b/>
+        </w:rPr>
+        <w:t xml:space="preserve">Prenotazione confermata</w:t>
+      </w:r>
+      <w:r>
+        <w:t xml:space="preserve"> </w:t>
+      </w:r>
+      <w:r>
+        <w:t xml:space="preserve">e</w:t>
+      </w:r>
+      <w:r>
+        <w:t xml:space="preserve"> </w:t>
+      </w:r>
+      <w:r>
+        <w:rPr>
+          <w:bCs/>
+          <w:b/>
+        </w:rPr>
+        <w:t xml:space="preserve">Nuova richiesta di prenotazione</w:t>
+      </w:r>
+      <w:r>
+        <w:t xml:space="preserve"> </w:t>
+      </w:r>
+      <w:r>
+        <w:t xml:space="preserve">per</w:t>
+      </w:r>
+      <w:r>
+        <w:t xml:space="preserve"> </w:t>
+      </w:r>
+      <w:r>
+        <w:rPr>
+          <w:iCs/>
+          <w:i/>
+        </w:rPr>
+        <w:t xml:space="preserve">Francesca Riva · Personal Training</w:t>
+      </w:r>
+      <w:r>
+        <w:t xml:space="preserve">, dalla più recente; ogni voce apre la prenotazione.</w:t>
+      </w:r>
     </w:p>
     <w:p>
       <w:pPr>
@@ -3377,7 +3792,7 @@
       <w:r>
         <w:drawing>
           <wp:inline>
-            <wp:extent cx="1331436" cy="7199999"/>
+            <wp:extent cx="1339055" cy="7199999"/>
             <wp:effectExtent b="0" l="0" r="0" t="0"/>
             <wp:docPr descr="Dashboard con il prossimo appuntamento" title="" id="1" name="Picture"/>
             <a:graphic>
@@ -3398,7 +3813,7 @@
                   <pic:spPr bwMode="auto">
                     <a:xfrm>
                       <a:off x="0" y="0"/>
-                      <a:ext cx="1331436" cy="7199999"/>
+                      <a:ext cx="1339055" cy="7199999"/>
                     </a:xfrm>
                     <a:prstGeom prst="rect">
                       <a:avLst/>
@@ -3783,7 +4198,7 @@
       <w:r>
         <w:drawing>
           <wp:inline>
-            <wp:extent cx="2301639" cy="7199999"/>
+            <wp:extent cx="2244604" cy="7199999"/>
             <wp:effectExtent b="0" l="0" r="0" t="0"/>
             <wp:docPr descr="Modulo del cliente compilato" title="" id="1" name="Picture"/>
             <a:graphic>
@@ -3804,7 +4219,7 @@
                   <pic:spPr bwMode="auto">
                     <a:xfrm>
                       <a:off x="0" y="0"/>
-                      <a:ext cx="2301639" cy="7199999"/>
+                      <a:ext cx="2244604" cy="7199999"/>
                     </a:xfrm>
                     <a:prstGeom prst="rect">
                       <a:avLst/>
@@ -4270,10 +4685,36 @@
         <w:t xml:space="preserve"> </w:t>
       </w:r>
       <w:r>
-        <w:t xml:space="preserve">compare a</w:t>
-      </w:r>
-      <w:r>
-        <w:t xml:space="preserve"> </w:t>
+        <w:t xml:space="preserve">compare</w:t>
+      </w:r>
+      <w:r>
+        <w:t xml:space="preserve"> </w:t>
+      </w:r>
+      <w:r>
+        <w:rPr>
+          <w:bCs/>
+          <w:b/>
+        </w:rPr>
+        <w:t xml:space="preserve">VERIFICATO</w:t>
+      </w:r>
+      <w:r>
+        <w:t xml:space="preserve">,</w:t>
+      </w:r>
+      <w:r>
+        <w:t xml:space="preserve"> </w:t>
+      </w:r>
+      <w:r>
+        <w:rPr>
+          <w:bCs/>
+          <w:b/>
+        </w:rPr>
+        <w:t xml:space="preserve">Da 50,00 €</w:t>
+      </w:r>
+      <w:r>
+        <w:t xml:space="preserve"> </w:t>
+      </w:r>
+      <w:r>
+        <w:t xml:space="preserve">con la distanza (</w:t>
       </w:r>
       <w:r>
         <w:rPr>
@@ -4283,43 +4724,17 @@
         <w:t xml:space="preserve">0.1 km</w:t>
       </w:r>
       <w:r>
-        <w:t xml:space="preserve">,</w:t>
-      </w:r>
-      <w:r>
-        <w:t xml:space="preserve"> </w:t>
-      </w:r>
-      <w:r>
-        <w:rPr>
-          <w:bCs/>
-          <w:b/>
-        </w:rPr>
-        <w:t xml:space="preserve">VERIFICATO</w:t>
-      </w:r>
-      <w:r>
-        <w:t xml:space="preserve">,</w:t>
-      </w:r>
-      <w:r>
-        <w:t xml:space="preserve"> </w:t>
-      </w:r>
-      <w:r>
-        <w:rPr>
-          <w:bCs/>
-          <w:b/>
-        </w:rPr>
-        <w:t xml:space="preserve">Da 50,00 €</w:t>
-      </w:r>
-      <w:r>
-        <w:t xml:space="preserve">. Tocca</w:t>
-      </w:r>
-      <w:r>
-        <w:t xml:space="preserve"> </w:t>
-      </w:r>
-      <w:r>
-        <w:rPr>
-          <w:bCs/>
-          <w:b/>
-        </w:rPr>
-        <w:t xml:space="preserve">Controlla disponibilità</w:t>
+        <w:t xml:space="preserve">) accanto al prezzo. Tocca</w:t>
+      </w:r>
+      <w:r>
+        <w:t xml:space="preserve"> </w:t>
+      </w:r>
+      <w:r>
+        <w:rPr>
+          <w:bCs/>
+          <w:b/>
+        </w:rPr>
+        <w:t xml:space="preserve">Verifica disponibilità</w:t>
       </w:r>
       <w:r>
         <w:t xml:space="preserve">.</w:t>
@@ -4596,23 +5011,7 @@
         <w:pStyle w:val="FirstParagraph"/>
       </w:pPr>
       <w:r>
-        <w:t xml:space="preserve">Il calendario si apre sul mese corrente. Il provider richiede 24 ore di preavviso, quindi il cliente passa a</w:t>
-      </w:r>
-      <w:r>
-        <w:t xml:space="preserve"> </w:t>
-      </w:r>
-      <w:r>
-        <w:rPr>
-          <w:bCs/>
-          <w:b/>
-        </w:rPr>
-        <w:t xml:space="preserve">ottobre</w:t>
-      </w:r>
-      <w:r>
-        <w:t xml:space="preserve"> </w:t>
-      </w:r>
-      <w:r>
-        <w:t xml:space="preserve">con la freccia › e tocca</w:t>
+        <w:t xml:space="preserve">Il calendario si apre sul mese corrente e il cliente tocca</w:t>
       </w:r>
       <w:r>
         <w:t xml:space="preserve"> </w:t>
@@ -4625,34 +5024,23 @@
         <w:t xml:space="preserve">venerdì 2</w:t>
       </w:r>
       <w:r>
-        <w:t xml:space="preserve">. I giorni non vengono disattivati in base alla disponibilità: un giorno senza orari liberi (un weekend, o domani quando il preavviso lo esclude) si apre con</w:t>
-      </w:r>
-      <w:r>
-        <w:t xml:space="preserve"> </w:t>
-      </w:r>
-      <w:r>
-        <w:rPr>
-          <w:iCs/>
-          <w:i/>
-        </w:rPr>
-        <w:t xml:space="preserve">“</w:t>
-      </w:r>
-      <w:r>
-        <w:rPr>
-          <w:iCs/>
-          <w:i/>
-        </w:rPr>
-        <w:t xml:space="preserve">Nessun orario disponibile</w:t>
-      </w:r>
-      <w:r>
-        <w:rPr>
-          <w:iCs/>
-          <w:i/>
-        </w:rPr>
-        <w:t xml:space="preserve">”</w:t>
-      </w:r>
-      <w:r>
-        <w:t xml:space="preserve">.</w:t>
+        <w:t xml:space="preserve"> </w:t>
+      </w:r>
+      <w:r>
+        <w:t xml:space="preserve">(nello screenshot rifatto,</w:t>
+      </w:r>
+      <w:r>
+        <w:t xml:space="preserve"> </w:t>
+      </w:r>
+      <w:r>
+        <w:rPr>
+          <w:bCs/>
+          <w:b/>
+        </w:rPr>
+        <w:t xml:space="preserve">venerdì 9</w:t>
+      </w:r>
+      <w:r>
+        <w:t xml:space="preserve">). Si possono toccare solo i giorni con almeno un orario libero: weekend, giorni di chiusura e giorni dentro le 24 ore di preavviso del provider (qui oggi, gio 1) sono in grigio. Lampeggiano un attimo mentre il calendario controlla il mese.</w:t>
       </w:r>
     </w:p>
     <w:p>
@@ -4793,7 +5181,23 @@
         <w:t xml:space="preserve">Personal Training · ven 2 ott · 10:00</w:t>
       </w:r>
       <w:r>
-        <w:t xml:space="preserve">; tocca</w:t>
+        <w:t xml:space="preserve"> </w:t>
+      </w:r>
+      <w:r>
+        <w:t xml:space="preserve">(</w:t>
+      </w:r>
+      <w:r>
+        <w:rPr>
+          <w:iCs/>
+          <w:i/>
+        </w:rPr>
+        <w:t xml:space="preserve">ven 9 ott</w:t>
+      </w:r>
+      <w:r>
+        <w:t xml:space="preserve"> </w:t>
+      </w:r>
+      <w:r>
+        <w:t xml:space="preserve">nello screenshot); tocca</w:t>
       </w:r>
       <w:r>
         <w:t xml:space="preserve"> </w:t>
@@ -4900,7 +5304,7 @@
         <w:pStyle w:val="Compact"/>
       </w:pPr>
       <w:r>
-        <w:t xml:space="preserve">trainer, servizio, data e ora (venerdì 2 ottobre · 10:00 · 60 min) e città (Milano)</w:t>
+        <w:t xml:space="preserve">trainer, servizio, data e ora (venerdì 2 ottobre · 10:00 · 60 min; 9 ottobre nello screenshot) e città (Milano)</w:t>
       </w:r>
     </w:p>
     <w:p>
@@ -5080,7 +5484,7 @@
       <w:r>
         <w:drawing>
           <wp:inline>
-            <wp:extent cx="1672424" cy="7199999"/>
+            <wp:extent cx="1760501" cy="7199999"/>
             <wp:effectExtent b="0" l="0" r="0" t="0"/>
             <wp:docPr descr="Conferma prenotazione" title="" id="1" name="Picture"/>
             <a:graphic>
@@ -5101,7 +5505,7 @@
                   <pic:spPr bwMode="auto">
                     <a:xfrm>
                       <a:off x="0" y="0"/>
-                      <a:ext cx="1672424" cy="7199999"/>
+                      <a:ext cx="1760501" cy="7199999"/>
                     </a:xfrm>
                     <a:prstGeom prst="rect">
                       <a:avLst/>
@@ -5254,6 +5658,9 @@
         </w:rPr>
         <w:t xml:space="preserve">In attesa di conferma</w:t>
       </w:r>
+      <w:r>
+        <w:t xml:space="preserve">, con il badge sotto l’etichetta</w:t>
+      </w:r>
     </w:p>
     <w:p>
       <w:pPr>
@@ -5393,7 +5800,7 @@
       <w:r>
         <w:drawing>
           <wp:inline>
-            <wp:extent cx="1581081" cy="7199999"/>
+            <wp:extent cx="1625940" cy="7199999"/>
             <wp:effectExtent b="0" l="0" r="0" t="0"/>
             <wp:docPr descr="Dettaglio prenotazione, in attesa di conferma" title="" id="1" name="Picture"/>
             <a:graphic>
@@ -5414,7 +5821,7 @@
                   <pic:spPr bwMode="auto">
                     <a:xfrm>
                       <a:off x="0" y="0"/>
-                      <a:ext cx="1581081" cy="7199999"/>
+                      <a:ext cx="1625940" cy="7199999"/>
                     </a:xfrm>
                     <a:prstGeom prst="rect">
                       <a:avLst/>
@@ -5517,6 +5924,22 @@
           <w:i/>
         </w:rPr>
         <w:t xml:space="preserve">”</w:t>
+      </w:r>
+      <w:r>
+        <w:t xml:space="preserve">, con il tag</w:t>
+      </w:r>
+      <w:r>
+        <w:t xml:space="preserve"> </w:t>
+      </w:r>
+      <w:r>
+        <w:rPr>
+          <w:bCs/>
+          <w:b/>
+        </w:rPr>
+        <w:t xml:space="preserve">PRENOTAZIONE</w:t>
+      </w:r>
+      <w:r>
+        <w:t xml:space="preserve">.</w:t>
       </w:r>
     </w:p>
     <w:p>
@@ -5650,7 +6073,7 @@
         <w:t xml:space="preserve">VFIT · CONFERMATO · Personal Training · Stefano Longo · 2 ott, 10:00</w:t>
       </w:r>
       <w:r>
-        <w:t xml:space="preserve">.</w:t>
+        <w:t xml:space="preserve">, con la freccia › a destra della scheda.</w:t>
       </w:r>
     </w:p>
     <w:p>
@@ -5775,7 +6198,7 @@
       <w:r>
         <w:drawing>
           <wp:inline>
-            <wp:extent cx="1612866" cy="7199999"/>
+            <wp:extent cx="1693606" cy="7199999"/>
             <wp:effectExtent b="0" l="0" r="0" t="0"/>
             <wp:docPr descr="Dettaglio prenotazione, confermata" title="" id="1" name="Picture"/>
             <a:graphic>
@@ -5796,7 +6219,7 @@
                   <pic:spPr bwMode="auto">
                     <a:xfrm>
                       <a:off x="0" y="0"/>
-                      <a:ext cx="1612866" cy="7199999"/>
+                      <a:ext cx="1693606" cy="7199999"/>
                     </a:xfrm>
                     <a:prstGeom prst="rect">
                       <a:avLst/>
@@ -6107,12 +6530,430 @@
       </w:r>
     </w:p>
     <w:bookmarkEnd w:id="89"/>
-    <w:bookmarkStart w:id="90" w:name="Xf64de3cdab98fc1707218a60cdac4f2dbf30a92"/>
+    <w:bookmarkStart w:id="90" w:name="nuove-schermate-del-1-ottobre-2026"/>
     <w:p>
       <w:pPr>
         <w:pStyle w:val="Heading2"/>
       </w:pPr>
       <w:r>
+        <w:t xml:space="preserve">Nuove schermate del 1 ottobre 2026</w:t>
+      </w:r>
+    </w:p>
+    <w:p>
+      <w:pPr>
+        <w:pStyle w:val="FirstParagraph"/>
+      </w:pPr>
+      <w:r>
+        <w:t xml:space="preserve">I problemi trovati in questa registrazione sono stati corretti il 1 ottobre 2026 (piano</w:t>
+      </w:r>
+      <w:r>
+        <w:t xml:space="preserve"> </w:t>
+      </w:r>
+      <w:r>
+        <w:rPr>
+          <w:rStyle w:val="VerbatimChar"/>
+        </w:rPr>
+        <w:t xml:space="preserve">docs/plans/2026-10-01-journey-ui-fixes-plan.md</w:t>
+      </w:r>
+      <w:r>
+        <w:t xml:space="preserve">, attività F1–F9) e pubblicati su staging e produzione. Le schermate che cambiavano sono state rifatte su staging, tema scuro, 390 × 844:</w:t>
+      </w:r>
+    </w:p>
+    <w:p>
+      <w:pPr>
+        <w:numPr>
+          <w:ilvl w:val="0"/>
+          <w:numId w:val="1007"/>
+        </w:numPr>
+        <w:pStyle w:val="Compact"/>
+      </w:pPr>
+      <w:r>
+        <w:rPr>
+          <w:bCs/>
+          <w:b/>
+        </w:rPr>
+        <w:t xml:space="preserve">Registrazione</w:t>
+      </w:r>
+      <w:r>
+        <w:t xml:space="preserve"> </w:t>
+      </w:r>
+      <w:r>
+        <w:t xml:space="preserve">(A2–A4, B2–B4): lingua e tema stanno in una riga sopra il link</w:t>
+      </w:r>
+      <w:r>
+        <w:t xml:space="preserve"> </w:t>
+      </w:r>
+      <w:r>
+        <w:rPr>
+          <w:bCs/>
+          <w:b/>
+        </w:rPr>
+        <w:t xml:space="preserve">Indietro</w:t>
+      </w:r>
+      <w:r>
+        <w:t xml:space="preserve"> </w:t>
+      </w:r>
+      <w:r>
+        <w:t xml:space="preserve">/</w:t>
+      </w:r>
+      <w:r>
+        <w:t xml:space="preserve"> </w:t>
+      </w:r>
+      <w:r>
+        <w:rPr>
+          <w:bCs/>
+          <w:b/>
+        </w:rPr>
+        <w:t xml:space="preserve">Torna al login</w:t>
+      </w:r>
+      <w:r>
+        <w:t xml:space="preserve"> </w:t>
+      </w:r>
+      <w:r>
+        <w:t xml:space="preserve">invece di coprirlo; la casella dei termini sta accanto al testo ed è piena quando è spuntata.</w:t>
+      </w:r>
+    </w:p>
+    <w:p>
+      <w:pPr>
+        <w:numPr>
+          <w:ilvl w:val="0"/>
+          <w:numId w:val="1007"/>
+        </w:numPr>
+        <w:pStyle w:val="Compact"/>
+      </w:pPr>
+      <w:r>
+        <w:rPr>
+          <w:bCs/>
+          <w:b/>
+        </w:rPr>
+        <w:t xml:space="preserve">Modifica servizio</w:t>
+      </w:r>
+      <w:r>
+        <w:t xml:space="preserve"> </w:t>
+      </w:r>
+      <w:r>
+        <w:t xml:space="preserve">(A9): centrata sul telefono, campi con etichetta, una vera finestra di dialogo che si chiude con Esc.</w:t>
+      </w:r>
+    </w:p>
+    <w:p>
+      <w:pPr>
+        <w:numPr>
+          <w:ilvl w:val="0"/>
+          <w:numId w:val="1007"/>
+        </w:numPr>
+        <w:pStyle w:val="Compact"/>
+      </w:pPr>
+      <w:r>
+        <w:rPr>
+          <w:bCs/>
+          <w:b/>
+        </w:rPr>
+        <w:t xml:space="preserve">Prezzi del provider</w:t>
+      </w:r>
+      <w:r>
+        <w:t xml:space="preserve"> </w:t>
+      </w:r>
+      <w:r>
+        <w:t xml:space="preserve">(A10, A14, A15): in formato italiano (50,00 €).</w:t>
+      </w:r>
+    </w:p>
+    <w:p>
+      <w:pPr>
+        <w:numPr>
+          <w:ilvl w:val="0"/>
+          <w:numId w:val="1007"/>
+        </w:numPr>
+        <w:pStyle w:val="Compact"/>
+      </w:pPr>
+      <w:r>
+        <w:rPr>
+          <w:bCs/>
+          <w:b/>
+        </w:rPr>
+        <w:t xml:space="preserve">Mappa della posizione</w:t>
+      </w:r>
+      <w:r>
+        <w:t xml:space="preserve"> </w:t>
+      </w:r>
+      <w:r>
+        <w:t xml:space="preserve">(A12): scura con il tema scuro.</w:t>
+      </w:r>
+    </w:p>
+    <w:p>
+      <w:pPr>
+        <w:numPr>
+          <w:ilvl w:val="0"/>
+          <w:numId w:val="1007"/>
+        </w:numPr>
+        <w:pStyle w:val="Compact"/>
+      </w:pPr>
+      <w:r>
+        <w:rPr>
+          <w:bCs/>
+          <w:b/>
+        </w:rPr>
+        <w:t xml:space="preserve">Prenotazioni del provider</w:t>
+      </w:r>
+      <w:r>
+        <w:t xml:space="preserve"> </w:t>
+      </w:r>
+      <w:r>
+        <w:t xml:space="preserve">(A14, A15): l’avatar del cliente è un cerchio; il badge di stato va sotto il nome su telefono; la scheda si chiama</w:t>
+      </w:r>
+      <w:r>
+        <w:t xml:space="preserve"> </w:t>
+      </w:r>
+      <w:r>
+        <w:rPr>
+          <w:iCs/>
+          <w:i/>
+        </w:rPr>
+        <w:t xml:space="preserve">Annullate</w:t>
+      </w:r>
+      <w:r>
+        <w:t xml:space="preserve">.</w:t>
+      </w:r>
+    </w:p>
+    <w:p>
+      <w:pPr>
+        <w:numPr>
+          <w:ilvl w:val="0"/>
+          <w:numId w:val="1007"/>
+        </w:numPr>
+        <w:pStyle w:val="Compact"/>
+      </w:pPr>
+      <w:r>
+        <w:rPr>
+          <w:bCs/>
+          <w:b/>
+        </w:rPr>
+        <w:t xml:space="preserve">Notifiche</w:t>
+      </w:r>
+      <w:r>
+        <w:t xml:space="preserve"> </w:t>
+      </w:r>
+      <w:r>
+        <w:t xml:space="preserve">(A13, B14): il tag è</w:t>
+      </w:r>
+      <w:r>
+        <w:t xml:space="preserve"> </w:t>
+      </w:r>
+      <w:r>
+        <w:rPr>
+          <w:iCs/>
+          <w:i/>
+        </w:rPr>
+        <w:t xml:space="preserve">PRENOTAZIONE</w:t>
+      </w:r>
+      <w:r>
+        <w:t xml:space="preserve">.</w:t>
+      </w:r>
+    </w:p>
+    <w:p>
+      <w:pPr>
+        <w:numPr>
+          <w:ilvl w:val="0"/>
+          <w:numId w:val="1007"/>
+        </w:numPr>
+        <w:pStyle w:val="Compact"/>
+      </w:pPr>
+      <w:r>
+        <w:rPr>
+          <w:bCs/>
+          <w:b/>
+        </w:rPr>
+        <w:t xml:space="preserve">Dashboard del provider</w:t>
+      </w:r>
+      <w:r>
+        <w:t xml:space="preserve"> </w:t>
+      </w:r>
+      <w:r>
+        <w:t xml:space="preserve">(A16):</w:t>
+      </w:r>
+      <w:r>
+        <w:t xml:space="preserve"> </w:t>
+      </w:r>
+      <w:r>
+        <w:rPr>
+          <w:bCs/>
+          <w:b/>
+        </w:rPr>
+        <w:t xml:space="preserve">Benvenuto!</w:t>
+      </w:r>
+      <w:r>
+        <w:t xml:space="preserve"> </w:t>
+      </w:r>
+      <w:r>
+        <w:t xml:space="preserve">per un provider che non ha ancora svolto una sessione, e</w:t>
+      </w:r>
+      <w:r>
+        <w:t xml:space="preserve"> </w:t>
+      </w:r>
+      <w:r>
+        <w:rPr>
+          <w:iCs/>
+          <w:i/>
+        </w:rPr>
+        <w:t xml:space="preserve">Attività recente</w:t>
+      </w:r>
+      <w:r>
+        <w:t xml:space="preserve"> </w:t>
+      </w:r>
+      <w:r>
+        <w:t xml:space="preserve">ora elenca gli eventi delle prenotazioni.</w:t>
+      </w:r>
+    </w:p>
+    <w:p>
+      <w:pPr>
+        <w:numPr>
+          <w:ilvl w:val="0"/>
+          <w:numId w:val="1007"/>
+        </w:numPr>
+        <w:pStyle w:val="Compact"/>
+      </w:pPr>
+      <w:r>
+        <w:rPr>
+          <w:bCs/>
+          <w:b/>
+        </w:rPr>
+        <w:t xml:space="preserve">Prenota un servizio</w:t>
+      </w:r>
+      <w:r>
+        <w:t xml:space="preserve"> </w:t>
+      </w:r>
+      <w:r>
+        <w:t xml:space="preserve">(B7, B8): il badge</w:t>
+      </w:r>
+      <w:r>
+        <w:t xml:space="preserve"> </w:t>
+      </w:r>
+      <w:r>
+        <w:rPr>
+          <w:iCs/>
+          <w:i/>
+        </w:rPr>
+        <w:t xml:space="preserve">VERIFICATO</w:t>
+      </w:r>
+      <w:r>
+        <w:t xml:space="preserve"> </w:t>
+      </w:r>
+      <w:r>
+        <w:t xml:space="preserve">resta intero, la distanza sta accanto al prezzo e l’azione si chiama</w:t>
+      </w:r>
+      <w:r>
+        <w:t xml:space="preserve"> </w:t>
+      </w:r>
+      <w:r>
+        <w:rPr>
+          <w:iCs/>
+          <w:i/>
+        </w:rPr>
+        <w:t xml:space="preserve">Verifica disponibilità</w:t>
+      </w:r>
+      <w:r>
+        <w:t xml:space="preserve"> </w:t>
+      </w:r>
+      <w:r>
+        <w:t xml:space="preserve">come sulla pagina del trainer.</w:t>
+      </w:r>
+    </w:p>
+    <w:p>
+      <w:pPr>
+        <w:numPr>
+          <w:ilvl w:val="0"/>
+          <w:numId w:val="1007"/>
+        </w:numPr>
+        <w:pStyle w:val="Compact"/>
+      </w:pPr>
+      <w:r>
+        <w:rPr>
+          <w:bCs/>
+          <w:b/>
+        </w:rPr>
+        <w:t xml:space="preserve">Calendario</w:t>
+      </w:r>
+      <w:r>
+        <w:t xml:space="preserve"> </w:t>
+      </w:r>
+      <w:r>
+        <w:t xml:space="preserve">(B10, B11): si possono scegliere solo i giorni con almeno un orario libero.</w:t>
+      </w:r>
+    </w:p>
+    <w:p>
+      <w:pPr>
+        <w:numPr>
+          <w:ilvl w:val="0"/>
+          <w:numId w:val="1007"/>
+        </w:numPr>
+        <w:pStyle w:val="Compact"/>
+      </w:pPr>
+      <w:r>
+        <w:rPr>
+          <w:bCs/>
+          <w:b/>
+        </w:rPr>
+        <w:t xml:space="preserve">Dettaglio prenotazione</w:t>
+      </w:r>
+      <w:r>
+        <w:t xml:space="preserve"> </w:t>
+      </w:r>
+      <w:r>
+        <w:t xml:space="preserve">(B13): il badge</w:t>
+      </w:r>
+      <w:r>
+        <w:t xml:space="preserve"> </w:t>
+      </w:r>
+      <w:r>
+        <w:rPr>
+          <w:iCs/>
+          <w:i/>
+        </w:rPr>
+        <w:t xml:space="preserve">IN ATTESA DI CONFERMA</w:t>
+      </w:r>
+      <w:r>
+        <w:t xml:space="preserve"> </w:t>
+      </w:r>
+      <w:r>
+        <w:t xml:space="preserve">sta sotto l’etichetta di stato invece di uscire dalla scheda.</w:t>
+      </w:r>
+    </w:p>
+    <w:p>
+      <w:pPr>
+        <w:numPr>
+          <w:ilvl w:val="0"/>
+          <w:numId w:val="1007"/>
+        </w:numPr>
+        <w:pStyle w:val="Compact"/>
+      </w:pPr>
+      <w:r>
+        <w:rPr>
+          <w:bCs/>
+          <w:b/>
+        </w:rPr>
+        <w:t xml:space="preserve">Le mie prenotazioni</w:t>
+      </w:r>
+      <w:r>
+        <w:t xml:space="preserve"> </w:t>
+      </w:r>
+      <w:r>
+        <w:t xml:space="preserve">(B15): la freccia › è a destra della scheda.</w:t>
+      </w:r>
+    </w:p>
+    <w:p>
+      <w:pPr>
+        <w:pStyle w:val="FirstParagraph"/>
+      </w:pPr>
+      <w:r>
+        <w:t xml:space="preserve">B12, B13a e B16 sono stati rifatti insieme a queste. La pagina del trainer (B9) era identica con il tema scuro ed è rimasta. A6, A7 e A8 sono rimasti perché lo stato del primo accesso non si può ricreare (vedi le note sotto).</w:t>
+      </w:r>
+    </w:p>
+    <w:bookmarkEnd w:id="90"/>
+    <w:bookmarkStart w:id="91" w:name="Xf64de3cdab98fc1707218a60cdac4f2dbf30a92"/>
+    <w:p>
+      <w:pPr>
+        <w:pStyle w:val="Heading2"/>
+      </w:pPr>
+      <w:r>
         <w:t xml:space="preserve">Problemi osservati durante questa registrazione</w:t>
       </w:r>
     </w:p>
@@ -6121,7 +6962,7 @@
         <w:pStyle w:val="FirstParagraph"/>
       </w:pPr>
       <w:r>
-        <w:t xml:space="preserve">Nessuno di questi ha impedito la prenotazione.</w:t>
+        <w:t xml:space="preserve">Nessuno di questi ha impedito la prenotazione. I problemi 1–12 e 14 dell’elenco del 30 settembre sono stati corretti (vedi sopra) e rimossi. Quello rimasto è ora il n. 1; i n. 2–7 sono stati notati rifacendo le schermate il 1 ottobre.</w:t>
       </w:r>
     </w:p>
     <w:tbl>
@@ -6201,7 +7042,7 @@
               <w:jc w:val="left"/>
             </w:pPr>
             <w:r>
-              <w:t xml:space="preserve">Media</w:t>
+              <w:t xml:space="preserve">Info</w:t>
             </w:r>
           </w:p>
         </w:tc>
@@ -6212,7 +7053,7 @@
               <w:jc w:val="left"/>
             </w:pPr>
             <w:r>
-              <w:t xml:space="preserve">Calendario di prenotazione (B10)</w:t>
+              <w:t xml:space="preserve">Staging</w:t>
             </w:r>
           </w:p>
         </w:tc>
@@ -6223,7 +7064,7 @@
               <w:jc w:val="left"/>
             </w:pPr>
             <w:r>
-              <w:t xml:space="preserve">Tutti i giorni futuri sono attivi, anche i weekend e i giorni esclusi dal preavviso di 24 ore. Selezionandoli compare</w:t>
+              <w:t xml:space="preserve">Su staging non arriva nessuna email di verifica (i secret email sono segnaposto per scelta), quindi il banner</w:t>
             </w:r>
             <w:r>
               <w:t xml:space="preserve"> </w:t>
@@ -6233,24 +7074,13 @@
                 <w:iCs/>
                 <w:i/>
               </w:rPr>
-              <w:t xml:space="preserve">“</w:t>
-            </w:r>
-            <w:r>
-              <w:rPr>
-                <w:iCs/>
-                <w:i/>
-              </w:rPr>
-              <w:t xml:space="preserve">Nessun orario disponibile</w:t>
-            </w:r>
-            <w:r>
-              <w:rPr>
-                <w:iCs/>
-                <w:i/>
-              </w:rPr>
-              <w:t xml:space="preserve">”</w:t>
-            </w:r>
-            <w:r>
-              <w:t xml:space="preserve">. I giorni senza orari liberi andrebbero disattivati.</w:t>
+              <w:t xml:space="preserve">Conferma la tua email</w:t>
+            </w:r>
+            <w:r>
+              <w:t xml:space="preserve"> </w:t>
+            </w:r>
+            <w:r>
+              <w:t xml:space="preserve">resta visibile. Non blocca registrazione, configurazione dei servizi o prenotazione.</w:t>
             </w:r>
           </w:p>
         </w:tc>
@@ -6274,7 +7104,7 @@
               <w:jc w:val="left"/>
             </w:pPr>
             <w:r>
-              <w:t xml:space="preserve">Media</w:t>
+              <w:t xml:space="preserve">Bassa</w:t>
             </w:r>
           </w:p>
         </w:tc>
@@ -6285,7 +7115,7 @@
               <w:jc w:val="left"/>
             </w:pPr>
             <w:r>
-              <w:t xml:space="preserve">Modulo di registrazione, riga dei termini (A4, B4)</w:t>
+              <w:t xml:space="preserve">Dashboard del provider (A16)</w:t>
             </w:r>
           </w:p>
         </w:tc>
@@ -6296,23 +7126,70 @@
               <w:jc w:val="left"/>
             </w:pPr>
             <w:r>
-              <w:t xml:space="preserve">Il contenitore della casella occupa tutta la larghezza, quindi il testo</w:t>
-            </w:r>
-            <w:r>
-              <w:t xml:space="preserve"> </w:t>
-            </w:r>
-            <w:r>
               <w:rPr>
                 <w:iCs/>
                 <w:i/>
               </w:rPr>
-              <w:t xml:space="preserve">Accetto i Termini…</w:t>
+              <w:t xml:space="preserve">Guadagni mese</w:t>
             </w:r>
             <w:r>
               <w:t xml:space="preserve"> </w:t>
             </w:r>
             <w:r>
-              <w:t xml:space="preserve">finisce nella metà destra del riquadro. Quando è spuntata, la casella perde lo sfondo e resta solo il segno di spunta.</w:t>
+              <w:t xml:space="preserve">è composto a mano come</w:t>
+            </w:r>
+            <w:r>
+              <w:t xml:space="preserve"> </w:t>
+            </w:r>
+            <w:r>
+              <w:rPr>
+                <w:rStyle w:val="VerbatimChar"/>
+              </w:rPr>
+              <w:t xml:space="preserve">€0</w:t>
+            </w:r>
+            <w:r>
+              <w:t xml:space="preserve"> </w:t>
+            </w:r>
+            <w:r>
+              <w:t xml:space="preserve">(</w:t>
+            </w:r>
+            <w:r>
+              <w:rPr>
+                <w:rStyle w:val="VerbatimChar"/>
+              </w:rPr>
+              <w:t xml:space="preserve">provider/dashboard/page.tsx</w:t>
+            </w:r>
+            <w:r>
+              <w:t xml:space="preserve">), quindi in italiano appare</w:t>
+            </w:r>
+            <w:r>
+              <w:t xml:space="preserve"> </w:t>
+            </w:r>
+            <w:r>
+              <w:rPr>
+                <w:iCs/>
+                <w:i/>
+              </w:rPr>
+              <w:t xml:space="preserve">€0</w:t>
+            </w:r>
+            <w:r>
+              <w:t xml:space="preserve"> </w:t>
+            </w:r>
+            <w:r>
+              <w:t xml:space="preserve">invece di</w:t>
+            </w:r>
+            <w:r>
+              <w:t xml:space="preserve"> </w:t>
+            </w:r>
+            <w:r>
+              <w:rPr>
+                <w:iCs/>
+                <w:i/>
+              </w:rPr>
+              <w:t xml:space="preserve">0 €</w:t>
+            </w:r>
+            <w:r>
+              <w:t xml:space="preserve">.</w:t>
             </w:r>
           </w:p>
         </w:tc>
@@ -6347,7 +7224,7 @@
               <w:jc w:val="left"/>
             </w:pPr>
             <w:r>
-              <w:t xml:space="preserve">Prenotazioni del provider, italiano (A14)</w:t>
+              <w:t xml:space="preserve">Testi italiani</w:t>
             </w:r>
           </w:p>
         </w:tc>
@@ -6358,34 +7235,46 @@
               <w:jc w:val="left"/>
             </w:pPr>
             <w:r>
-              <w:t xml:space="preserve">Il prezzo appare come</w:t>
+              <w:t xml:space="preserve">Il sottotitolo delle Notifiche dice ancora</w:t>
             </w:r>
             <w:r>
               <w:t xml:space="preserve"> </w:t>
+            </w:r>
+            <w:r>
+              <w:rPr>
+                <w:iCs/>
+                <w:i/>
+              </w:rPr>
+              <w:t xml:space="preserve">“</w:t>
+            </w:r>
+            <w:r>
+              <w:rPr>
+                <w:iCs/>
+                <w:i/>
+              </w:rPr>
+              <w:t xml:space="preserve">Centro notifiche per booking, …</w:t>
+            </w:r>
+            <w:r>
+              <w:rPr>
+                <w:iCs/>
+                <w:i/>
+              </w:rPr>
+              <w:t xml:space="preserve">”</w:t>
+            </w:r>
+            <w:r>
+              <w:t xml:space="preserve"> </w:t>
+            </w:r>
+            <w:r>
+              <w:t xml:space="preserve">(</w:t>
             </w:r>
             <w:r>
               <w:rPr>
                 <w:rStyle w:val="VerbatimChar"/>
               </w:rPr>
-              <w:t xml:space="preserve">€50.00</w:t>
-            </w:r>
-            <w:r>
-              <w:t xml:space="preserve"> </w:t>
-            </w:r>
-            <w:r>
-              <w:t xml:space="preserve">(formato inglese) invece di</w:t>
-            </w:r>
-            <w:r>
-              <w:t xml:space="preserve"> </w:t>
-            </w:r>
-            <w:r>
-              <w:rPr>
-                <w:rStyle w:val="VerbatimChar"/>
-              </w:rPr>
-              <w:t xml:space="preserve">50,00 €</w:t>
-            </w:r>
-            <w:r>
-              <w:t xml:space="preserve">.</w:t>
+              <w:t xml:space="preserve">notifications.subtitle</w:t>
+            </w:r>
+            <w:r>
+              <w:t xml:space="preserve">).</w:t>
             </w:r>
           </w:p>
         </w:tc>
@@ -6420,7 +7309,7 @@
               <w:jc w:val="left"/>
             </w:pPr>
             <w:r>
-              <w:t xml:space="preserve">Schermate di registrazione, italiano</w:t>
+              <w:t xml:space="preserve">Prenota un servizio (B8)</w:t>
             </w:r>
           </w:p>
         </w:tc>
@@ -6431,39 +7320,30 @@
               <w:jc w:val="left"/>
             </w:pPr>
             <w:r>
-              <w:t xml:space="preserve">Il link</w:t>
+              <w:t xml:space="preserve">La distanza usa il punto decimale (</w:t>
+            </w:r>
+            <w:r>
+              <w:rPr>
+                <w:iCs/>
+                <w:i/>
+              </w:rPr>
+              <w:t xml:space="preserve">0.1 km</w:t>
+            </w:r>
+            <w:r>
+              <w:t xml:space="preserve">) invece di</w:t>
             </w:r>
             <w:r>
               <w:t xml:space="preserve"> </w:t>
             </w:r>
             <w:r>
               <w:rPr>
-                <w:bCs/>
-                <w:b/>
+                <w:iCs/>
+                <w:i/>
               </w:rPr>
-              <w:t xml:space="preserve">Indietro</w:t>
-            </w:r>
-            <w:r>
-              <w:t xml:space="preserve"> </w:t>
-            </w:r>
-            <w:r>
-              <w:t xml:space="preserve">/</w:t>
-            </w:r>
-            <w:r>
-              <w:t xml:space="preserve"> </w:t>
-            </w:r>
-            <w:r>
-              <w:rPr>
-                <w:bCs/>
-                <w:b/>
-              </w:rPr>
-              <w:t xml:space="preserve">Torna al login</w:t>
-            </w:r>
-            <w:r>
-              <w:t xml:space="preserve"> </w:t>
-            </w:r>
-            <w:r>
-              <w:t xml:space="preserve">finisce sotto il selettore della lingua a 390 px.</w:t>
+              <w:t xml:space="preserve">0,1 km</w:t>
+            </w:r>
+            <w:r>
+              <w:t xml:space="preserve">.</w:t>
             </w:r>
           </w:p>
         </w:tc>
@@ -6498,7 +7378,7 @@
               <w:jc w:val="left"/>
             </w:pPr>
             <w:r>
-              <w:t xml:space="preserve">Dettaglio prenotazione (B13)</w:t>
+              <w:t xml:space="preserve">Prenota un servizio (B8)</w:t>
             </w:r>
           </w:p>
         </w:tc>
@@ -6509,7 +7389,7 @@
               <w:jc w:val="left"/>
             </w:pPr>
             <w:r>
-              <w:t xml:space="preserve">Il badge</w:t>
+              <w:t xml:space="preserve">Accessibilità: né la scheda del risultato né il testo</w:t>
             </w:r>
             <w:r>
               <w:t xml:space="preserve"> </w:t>
@@ -6519,13 +7399,13 @@
                 <w:iCs/>
                 <w:i/>
               </w:rPr>
-              <w:t xml:space="preserve">IN ATTESA DI CONFERMA</w:t>
+              <w:t xml:space="preserve">Verifica disponibilità</w:t>
             </w:r>
             <w:r>
               <w:t xml:space="preserve"> </w:t>
             </w:r>
             <w:r>
-              <w:t xml:space="preserve">esce dal bordo destro della scheda di stato.</w:t>
+              <w:t xml:space="preserve">sono un link o un pulsante, quindi chi usa tastiera o screen reader non può aprire un trainer dai risultati.</w:t>
             </w:r>
           </w:p>
         </w:tc>
@@ -6560,7 +7440,7 @@
               <w:jc w:val="left"/>
             </w:pPr>
             <w:r>
-              <w:t xml:space="preserve">Prenotazioni del provider (A14)</w:t>
+              <w:t xml:space="preserve">Schermate cliente, inglese</w:t>
             </w:r>
           </w:p>
         </w:tc>
@@ -6571,7 +7451,30 @@
               <w:jc w:val="left"/>
             </w:pPr>
             <w:r>
-              <w:t xml:space="preserve">L’avatar del cliente è schiacciato in un ovale stretto.</w:t>
+              <w:t xml:space="preserve">In inglese i prezzi lato cliente restano in formato italiano (</w:t>
+            </w:r>
+            <w:r>
+              <w:rPr>
+                <w:iCs/>
+                <w:i/>
+              </w:rPr>
+              <w:t xml:space="preserve">From 50,00 €</w:t>
+            </w:r>
+            <w:r>
+              <w:t xml:space="preserve">), mentre le schermate del provider mostrano</w:t>
+            </w:r>
+            <w:r>
+              <w:t xml:space="preserve"> </w:t>
+            </w:r>
+            <w:r>
+              <w:rPr>
+                <w:iCs/>
+                <w:i/>
+              </w:rPr>
+              <w:t xml:space="preserve">€50.00</w:t>
+            </w:r>
+            <w:r>
+              <w:t xml:space="preserve">.</w:t>
             </w:r>
           </w:p>
         </w:tc>
@@ -6595,7 +7498,7 @@
               <w:jc w:val="left"/>
             </w:pPr>
             <w:r>
-              <w:t xml:space="preserve">Bassa</w:t>
+              <w:t xml:space="preserve">Info</w:t>
             </w:r>
           </w:p>
         </w:tc>
@@ -6606,7 +7509,7 @@
               <w:jc w:val="left"/>
             </w:pPr>
             <w:r>
-              <w:t xml:space="preserve">Prenota un servizio (B7, B8)</w:t>
+              <w:t xml:space="preserve">Dettaglio prenotazione, Annulla prenotazione</w:t>
             </w:r>
           </w:p>
         </w:tc>
@@ -6617,7 +7520,7 @@
               <w:jc w:val="left"/>
             </w:pPr>
             <w:r>
-              <w:t xml:space="preserve">Il badge</w:t>
+              <w:t xml:space="preserve">Accessibilità: la conferma</w:t>
             </w:r>
             <w:r>
               <w:t xml:space="preserve"> </w:t>
@@ -6627,90 +7530,29 @@
                 <w:iCs/>
                 <w:i/>
               </w:rPr>
-              <w:t xml:space="preserve">VERIFICATO</w:t>
+              <w:t xml:space="preserve">Mantieni / Annulla</w:t>
             </w:r>
             <w:r>
               <w:t xml:space="preserve"> </w:t>
             </w:r>
             <w:r>
-              <w:t xml:space="preserve">viene tagliato sul bordo della scheda con i nomi lunghi. Nei risultati con la distanza,</w:t>
+              <w:t xml:space="preserve">che si apre da</w:t>
             </w:r>
             <w:r>
               <w:t xml:space="preserve"> </w:t>
             </w:r>
             <w:r>
-              <w:t xml:space="preserve">“</w:t>
-            </w:r>
-            <w:r>
-              <w:t xml:space="preserve">0.1 km</w:t>
-            </w:r>
-            <w:r>
-              <w:t xml:space="preserve">”</w:t>
+              <w:rPr>
+                <w:bCs/>
+                <w:b/>
+              </w:rPr>
+              <w:t xml:space="preserve">Annulla prenotazione</w:t>
             </w:r>
             <w:r>
               <w:t xml:space="preserve"> </w:t>
             </w:r>
             <w:r>
-              <w:t xml:space="preserve">va a capo tra il prezzo e</w:t>
-            </w:r>
-            <w:r>
-              <w:t xml:space="preserve"> </w:t>
-            </w:r>
-            <w:r>
-              <w:rPr>
-                <w:iCs/>
-                <w:i/>
-              </w:rPr>
-              <w:t xml:space="preserve">Controlla disponibilità</w:t>
-            </w:r>
-            <w:r>
-              <w:t xml:space="preserve">.</w:t>
-            </w:r>
-          </w:p>
-        </w:tc>
-      </w:tr>
-      <w:tr>
-        <w:tc>
-          <w:p>
-            <w:pPr>
-              <w:pStyle w:val="Compact"/>
-              <w:jc w:val="left"/>
-            </w:pPr>
-            <w:r>
-              <w:t xml:space="preserve">8</w:t>
-            </w:r>
-          </w:p>
-        </w:tc>
-        <w:tc>
-          <w:p>
-            <w:pPr>
-              <w:pStyle w:val="Compact"/>
-              <w:jc w:val="left"/>
-            </w:pPr>
-            <w:r>
-              <w:t xml:space="preserve">Bassa</w:t>
-            </w:r>
-          </w:p>
-        </w:tc>
-        <w:tc>
-          <w:p>
-            <w:pPr>
-              <w:pStyle w:val="Compact"/>
-              <w:jc w:val="left"/>
-            </w:pPr>
-            <w:r>
-              <w:t xml:space="preserve">Finestra Modifica servizio (A9)</w:t>
-            </w:r>
-          </w:p>
-        </w:tc>
-        <w:tc>
-          <w:p>
-            <w:pPr>
-              <w:pStyle w:val="Compact"/>
-              <w:jc w:val="left"/>
-            </w:pPr>
-            <w:r>
-              <w:t xml:space="preserve">La finestra non è centrata su telefono (16 px di margine a sinistra, circa 48 px a destra). Le etichette non sono collegate ai campi e manca</w:t>
+              <w:t xml:space="preserve">non è marcata come finestra di dialogo (manca</w:t>
             </w:r>
             <w:r>
               <w:t xml:space="preserve"> </w:t>
@@ -6722,449 +7564,7 @@
               <w:t xml:space="preserve">role="dialog"</w:t>
             </w:r>
             <w:r>
-              <w:t xml:space="preserve">.</w:t>
-            </w:r>
-          </w:p>
-        </w:tc>
-      </w:tr>
-      <w:tr>
-        <w:tc>
-          <w:p>
-            <w:pPr>
-              <w:pStyle w:val="Compact"/>
-              <w:jc w:val="left"/>
-            </w:pPr>
-            <w:r>
-              <w:t xml:space="preserve">9</w:t>
-            </w:r>
-          </w:p>
-        </w:tc>
-        <w:tc>
-          <w:p>
-            <w:pPr>
-              <w:pStyle w:val="Compact"/>
-              <w:jc w:val="left"/>
-            </w:pPr>
-            <w:r>
-              <w:t xml:space="preserve">Bassa</w:t>
-            </w:r>
-          </w:p>
-        </w:tc>
-        <w:tc>
-          <w:p>
-            <w:pPr>
-              <w:pStyle w:val="Compact"/>
-              <w:jc w:val="left"/>
-            </w:pPr>
-            <w:r>
-              <w:t xml:space="preserve">Dashboard del provider (A6, A16)</w:t>
-            </w:r>
-          </w:p>
-        </w:tc>
-        <w:tc>
-          <w:p>
-            <w:pPr>
-              <w:pStyle w:val="Compact"/>
-              <w:jc w:val="left"/>
-            </w:pPr>
-            <w:r>
-              <w:t xml:space="preserve">Un provider appena registrato viene accolto con</w:t>
-            </w:r>
-            <w:r>
-              <w:t xml:space="preserve"> </w:t>
-            </w:r>
-            <w:r>
-              <w:rPr>
-                <w:iCs/>
-                <w:i/>
-              </w:rPr>
-              <w:t xml:space="preserve">“</w:t>
-            </w:r>
-            <w:r>
-              <w:rPr>
-                <w:iCs/>
-                <w:i/>
-              </w:rPr>
-              <w:t xml:space="preserve">Bentornato!</w:t>
-            </w:r>
-            <w:r>
-              <w:rPr>
-                <w:iCs/>
-                <w:i/>
-              </w:rPr>
-              <w:t xml:space="preserve">”</w:t>
-            </w:r>
-            <w:r>
-              <w:t xml:space="preserve">.</w:t>
-            </w:r>
-            <w:r>
-              <w:t xml:space="preserve"> </w:t>
-            </w:r>
-            <w:r>
-              <w:rPr>
-                <w:iCs/>
-                <w:i/>
-              </w:rPr>
-              <w:t xml:space="preserve">Attività recente</w:t>
-            </w:r>
-            <w:r>
-              <w:t xml:space="preserve"> </w:t>
-            </w:r>
-            <w:r>
-              <w:t xml:space="preserve">resta vuota dopo una richiesta e una conferma.</w:t>
-            </w:r>
-          </w:p>
-        </w:tc>
-      </w:tr>
-      <w:tr>
-        <w:tc>
-          <w:p>
-            <w:pPr>
-              <w:pStyle w:val="Compact"/>
-              <w:jc w:val="left"/>
-            </w:pPr>
-            <w:r>
-              <w:t xml:space="preserve">10</w:t>
-            </w:r>
-          </w:p>
-        </w:tc>
-        <w:tc>
-          <w:p>
-            <w:pPr>
-              <w:pStyle w:val="Compact"/>
-              <w:jc w:val="left"/>
-            </w:pPr>
-            <w:r>
-              <w:t xml:space="preserve">Bassa</w:t>
-            </w:r>
-          </w:p>
-        </w:tc>
-        <w:tc>
-          <w:p>
-            <w:pPr>
-              <w:pStyle w:val="Compact"/>
-              <w:jc w:val="left"/>
-            </w:pPr>
-            <w:r>
-              <w:t xml:space="preserve">Testi italiani</w:t>
-            </w:r>
-          </w:p>
-        </w:tc>
-        <w:tc>
-          <w:p>
-            <w:pPr>
-              <w:pStyle w:val="Compact"/>
-              <w:jc w:val="left"/>
-            </w:pPr>
-            <w:r>
-              <w:t xml:space="preserve">Il tag delle notifiche resta</w:t>
-            </w:r>
-            <w:r>
-              <w:t xml:space="preserve"> </w:t>
-            </w:r>
-            <w:r>
-              <w:rPr>
-                <w:iCs/>
-                <w:i/>
-              </w:rPr>
-              <w:t xml:space="preserve">BOOKING</w:t>
-            </w:r>
-            <w:r>
-              <w:t xml:space="preserve"> </w:t>
-            </w:r>
-            <w:r>
-              <w:t xml:space="preserve">e la descrizione dice</w:t>
-            </w:r>
-            <w:r>
-              <w:t xml:space="preserve"> </w:t>
-            </w:r>
-            <w:r>
-              <w:t xml:space="preserve">“</w:t>
-            </w:r>
-            <w:r>
-              <w:t xml:space="preserve">per booking</w:t>
-            </w:r>
-            <w:r>
-              <w:t xml:space="preserve">”</w:t>
-            </w:r>
-            <w:r>
-              <w:t xml:space="preserve">; la stessa azione si chiama</w:t>
-            </w:r>
-            <w:r>
-              <w:t xml:space="preserve"> </w:t>
-            </w:r>
-            <w:r>
-              <w:rPr>
-                <w:iCs/>
-                <w:i/>
-              </w:rPr>
-              <w:t xml:space="preserve">Controlla disponibilità</w:t>
-            </w:r>
-            <w:r>
-              <w:t xml:space="preserve"> </w:t>
-            </w:r>
-            <w:r>
-              <w:t xml:space="preserve">nei risultati e</w:t>
-            </w:r>
-            <w:r>
-              <w:t xml:space="preserve"> </w:t>
-            </w:r>
-            <w:r>
-              <w:rPr>
-                <w:iCs/>
-                <w:i/>
-              </w:rPr>
-              <w:t xml:space="preserve">Verifica disponibilità</w:t>
-            </w:r>
-            <w:r>
-              <w:t xml:space="preserve"> </w:t>
-            </w:r>
-            <w:r>
-              <w:t xml:space="preserve">sulla pagina del trainer; lo stato annullato è</w:t>
-            </w:r>
-            <w:r>
-              <w:t xml:space="preserve"> </w:t>
-            </w:r>
-            <w:r>
-              <w:rPr>
-                <w:iCs/>
-                <w:i/>
-              </w:rPr>
-              <w:t xml:space="preserve">Cancellate</w:t>
-            </w:r>
-            <w:r>
-              <w:t xml:space="preserve"> </w:t>
-            </w:r>
-            <w:r>
-              <w:t xml:space="preserve">nel portale provider e</w:t>
-            </w:r>
-            <w:r>
-              <w:t xml:space="preserve"> </w:t>
-            </w:r>
-            <w:r>
-              <w:rPr>
-                <w:iCs/>
-                <w:i/>
-              </w:rPr>
-              <w:t xml:space="preserve">Annullate</w:t>
-            </w:r>
-            <w:r>
-              <w:t xml:space="preserve"> </w:t>
-            </w:r>
-            <w:r>
-              <w:t xml:space="preserve">per il cliente.</w:t>
-            </w:r>
-          </w:p>
-        </w:tc>
-      </w:tr>
-      <w:tr>
-        <w:tc>
-          <w:p>
-            <w:pPr>
-              <w:pStyle w:val="Compact"/>
-              <w:jc w:val="left"/>
-            </w:pPr>
-            <w:r>
-              <w:t xml:space="preserve">11</w:t>
-            </w:r>
-          </w:p>
-        </w:tc>
-        <w:tc>
-          <w:p>
-            <w:pPr>
-              <w:pStyle w:val="Compact"/>
-              <w:jc w:val="left"/>
-            </w:pPr>
-            <w:r>
-              <w:t xml:space="preserve">Bassa</w:t>
-            </w:r>
-          </w:p>
-        </w:tc>
-        <w:tc>
-          <w:p>
-            <w:pPr>
-              <w:pStyle w:val="Compact"/>
-              <w:jc w:val="left"/>
-            </w:pPr>
-            <w:r>
-              <w:t xml:space="preserve">Le mie prenotazioni (B15)</w:t>
-            </w:r>
-          </w:p>
-        </w:tc>
-        <w:tc>
-          <w:p>
-            <w:pPr>
-              <w:pStyle w:val="Compact"/>
-              <w:jc w:val="left"/>
-            </w:pPr>
-            <w:r>
-              <w:t xml:space="preserve">La freccia › della scheda sta sotto l’avatar, in basso a sinistra.</w:t>
-            </w:r>
-          </w:p>
-        </w:tc>
-      </w:tr>
-      <w:tr>
-        <w:tc>
-          <w:p>
-            <w:pPr>
-              <w:pStyle w:val="Compact"/>
-              <w:jc w:val="left"/>
-            </w:pPr>
-            <w:r>
-              <w:t xml:space="preserve">12</w:t>
-            </w:r>
-          </w:p>
-        </w:tc>
-        <w:tc>
-          <w:p>
-            <w:pPr>
-              <w:pStyle w:val="Compact"/>
-              <w:jc w:val="left"/>
-            </w:pPr>
-            <w:r>
-              <w:t xml:space="preserve">Info</w:t>
-            </w:r>
-          </w:p>
-        </w:tc>
-        <w:tc>
-          <w:p>
-            <w:pPr>
-              <w:pStyle w:val="Compact"/>
-              <w:jc w:val="left"/>
-            </w:pPr>
-            <w:r>
-              <w:t xml:space="preserve">Pagine provider</w:t>
-            </w:r>
-          </w:p>
-        </w:tc>
-        <w:tc>
-          <w:p>
-            <w:pPr>
-              <w:pStyle w:val="Compact"/>
-              <w:jc w:val="left"/>
-            </w:pPr>
-            <w:r>
-              <w:t xml:space="preserve">Il layout provider annida due landmark</w:t>
-            </w:r>
-            <w:r>
-              <w:t xml:space="preserve"> </w:t>
-            </w:r>
-            <w:r>
-              <w:rPr>
-                <w:rStyle w:val="VerbatimChar"/>
-              </w:rPr>
-              <w:t xml:space="preserve">&lt;main&gt;</w:t>
-            </w:r>
-            <w:r>
-              <w:t xml:space="preserve">.</w:t>
-            </w:r>
-          </w:p>
-        </w:tc>
-      </w:tr>
-      <w:tr>
-        <w:tc>
-          <w:p>
-            <w:pPr>
-              <w:pStyle w:val="Compact"/>
-              <w:jc w:val="left"/>
-            </w:pPr>
-            <w:r>
-              <w:t xml:space="preserve">13</w:t>
-            </w:r>
-          </w:p>
-        </w:tc>
-        <w:tc>
-          <w:p>
-            <w:pPr>
-              <w:pStyle w:val="Compact"/>
-              <w:jc w:val="left"/>
-            </w:pPr>
-            <w:r>
-              <w:t xml:space="preserve">Info</w:t>
-            </w:r>
-          </w:p>
-        </w:tc>
-        <w:tc>
-          <w:p>
-            <w:pPr>
-              <w:pStyle w:val="Compact"/>
-              <w:jc w:val="left"/>
-            </w:pPr>
-            <w:r>
-              <w:t xml:space="preserve">Staging</w:t>
-            </w:r>
-          </w:p>
-        </w:tc>
-        <w:tc>
-          <w:p>
-            <w:pPr>
-              <w:pStyle w:val="Compact"/>
-              <w:jc w:val="left"/>
-            </w:pPr>
-            <w:r>
-              <w:t xml:space="preserve">Su staging non arriva nessuna email di verifica (i secret email sono segnaposto per scelta), quindi il banner</w:t>
-            </w:r>
-            <w:r>
-              <w:t xml:space="preserve"> </w:t>
-            </w:r>
-            <w:r>
-              <w:rPr>
-                <w:iCs/>
-                <w:i/>
-              </w:rPr>
-              <w:t xml:space="preserve">Conferma la tua email</w:t>
-            </w:r>
-            <w:r>
-              <w:t xml:space="preserve"> </w:t>
-            </w:r>
-            <w:r>
-              <w:t xml:space="preserve">resta visibile. Non blocca registrazione, configurazione dei servizi o prenotazione.</w:t>
-            </w:r>
-          </w:p>
-        </w:tc>
-      </w:tr>
-      <w:tr>
-        <w:tc>
-          <w:p>
-            <w:pPr>
-              <w:pStyle w:val="Compact"/>
-              <w:jc w:val="left"/>
-            </w:pPr>
-            <w:r>
-              <w:t xml:space="preserve">14</w:t>
-            </w:r>
-          </w:p>
-        </w:tc>
-        <w:tc>
-          <w:p>
-            <w:pPr>
-              <w:pStyle w:val="Compact"/>
-              <w:jc w:val="left"/>
-            </w:pPr>
-            <w:r>
-              <w:t xml:space="preserve">Info</w:t>
-            </w:r>
-          </w:p>
-        </w:tc>
-        <w:tc>
-          <w:p>
-            <w:pPr>
-              <w:pStyle w:val="Compact"/>
-              <w:jc w:val="left"/>
-            </w:pPr>
-            <w:r>
-              <w:t xml:space="preserve">Mappa della posizione (A12)</w:t>
-            </w:r>
-          </w:p>
-        </w:tc>
-        <w:tc>
-          <w:p>
-            <w:pPr>
-              <w:pStyle w:val="Compact"/>
-              <w:jc w:val="left"/>
-            </w:pPr>
-            <w:r>
-              <w:t xml:space="preserve">La mappa Google resta in stile chiaro con il tema scuro.</w:t>
+              <w:t xml:space="preserve">).</w:t>
             </w:r>
           </w:p>
         </w:tc>
@@ -7177,8 +7577,8 @@
         </w:pict>
       </w:r>
     </w:p>
-    <w:bookmarkEnd w:id="90"/>
-    <w:bookmarkStart w:id="91" w:name="come-ripetere-questa-guida"/>
+    <w:bookmarkEnd w:id="91"/>
+    <w:bookmarkStart w:id="92" w:name="come-ripetere-questa-guida"/>
     <w:p>
       <w:pPr>
         <w:pStyle w:val="Heading2"/>
@@ -7191,7 +7591,7 @@
       <w:pPr>
         <w:numPr>
           <w:ilvl w:val="0"/>
-          <w:numId w:val="1007"/>
+          <w:numId w:val="1008"/>
         </w:numPr>
       </w:pPr>
       <w:r>
@@ -7242,7 +7642,7 @@
       <w:pPr>
         <w:numPr>
           <w:ilvl w:val="0"/>
-          <w:numId w:val="1007"/>
+          <w:numId w:val="1008"/>
         </w:numPr>
       </w:pPr>
       <w:r>
@@ -7304,7 +7704,7 @@
       <w:pPr>
         <w:numPr>
           <w:ilvl w:val="0"/>
-          <w:numId w:val="1007"/>
+          <w:numId w:val="1008"/>
         </w:numPr>
       </w:pPr>
       <w:r>
@@ -7336,7 +7736,7 @@
       <w:pPr>
         <w:numPr>
           <w:ilvl w:val="0"/>
-          <w:numId w:val="1007"/>
+          <w:numId w:val="1008"/>
         </w:numPr>
       </w:pPr>
       <w:r>
@@ -7347,7 +7747,7 @@
       <w:pPr>
         <w:numPr>
           <w:ilvl w:val="0"/>
-          <w:numId w:val="1007"/>
+          <w:numId w:val="1008"/>
         </w:numPr>
       </w:pPr>
       <w:r>
@@ -7444,7 +7844,7 @@
         <w:t xml:space="preserve"> it-IT</w:t>
       </w:r>
     </w:p>
-    <w:bookmarkEnd w:id="91"/>
+    <w:bookmarkEnd w:id="92"/>
     <w:sectPr/>
   </w:body>
 </w:document>
@@ -7734,6 +8134,9 @@
     <w:abstractNumId w:val="991"/>
   </w:num>
   <w:num w:numId="1007">
+    <w:abstractNumId w:val="991"/>
+  </w:num>
+  <w:num w:numId="1008">
     <w:abstractNumId w:val="99411"/>
     <w:lvlOverride w:ilvl="0">
       <w:startOverride w:val="1"/>
